--- a/apps/intranet/public/guidebooks/kalender/Kalender_Termine.docx
+++ b/apps/intranet/public/guidebooks/kalender/Kalender_Termine.docx
@@ -26,25 +26,12 @@
         <w:pStyle w:val="Heading1"/>
       </w:pPr>
       <w:r>
-        <w:t>Termin erstellen &amp; bearbeiten</w:t>
+        <w:t>Termine anlegen</w:t>
       </w:r>
     </w:p>
     <w:p>
       <w:r>
-        <w:t>1. Auf „Neuer Termin“ klicken oder direkt auf einen Tag im Kalender klicken.</w:t>
-        <w:br/>
-        <w:t>2. Titel, Ort und Beschreibung sowie Beginn und Ende eintragen.</w:t>
-        <w:br/>
-        <w:t>3. „Ganztägig“ aktivieren, falls kein genauer Zeitraum nötig ist.</w:t>
-        <w:br/>
-        <w:t>4. „Für Gäste sichtbar“ aktivieren, wenn auch Gastnutzer den Termin sehen dürfen.</w:t>
-        <w:br/>
-        <w:t>5. Speichern.</w:t>
-      </w:r>
-    </w:p>
-    <w:p>
-      <w:r>
-        <w:t>Bestehende Termine lassen sich per Klick öffnen, bearbeiten, duplizieren oder löschen.</w:t>
+        <w:t>Termine im gemeinsamen Kalender anlegen können nur Führungskräfte und Admins — als normales Mitglied seht ihr sie nur. Details dazu stehen im Guidebook „Ankündigungen &amp; Termine erstellen“.</w:t>
       </w:r>
     </w:p>
     <w:p/>
